--- a/v2/public/cv/Currículo - Eduardo Hoths (en-us).docx
+++ b/v2/public/cv/Currículo - Eduardo Hoths (en-us).docx
@@ -56,7 +56,17 @@
           <w:u w:val="none"/>
           <w:lang w:val="en-US"/>
         </w:rPr>
-        <w:t>22</w:t>
+        <w:t>2</w:t>
+      </w:r>
+      <w:r>
+        <w:rPr>
+          <w:rFonts w:ascii="Roboto"/>
+          <w:color w:val="666666"/>
+          <w:w w:val="95"/>
+          <w:u w:val="none"/>
+          <w:lang w:val="en-US"/>
+        </w:rPr>
+        <w:t>3</w:t>
       </w:r>
       <w:r>
         <w:rPr>
@@ -134,14 +144,12 @@
         <w:ind w:left="263"/>
       </w:pPr>
       <w:r>
-        <w:rPr>
-          <w:color w:val="1154CC"/>
-          <w:spacing w:val="-52"/>
-        </w:rPr>
-        <w:t xml:space="preserve"> </w:t>
-      </w:r>
-      <w:r>
+        <w:rPr/>
         <w:t xml:space="preserve">GitHub: </w:t>
+      </w:r>
+      <w:r>
+        <w:rPr/>
+        <w:t xml:space="preserve">  </w:t>
       </w:r>
       <w:r>
         <w:fldChar w:fldCharType="begin"/>
@@ -185,7 +193,14 @@
         </w:rPr>
         <w:t xml:space="preserve"> </w:t>
       </w:r>
-      <w:hyperlink r:id="rId5">
+      <w:r>
+        <w:rPr>
+          <w:spacing w:val="14"/>
+          <w:w w:val="95"/>
+        </w:rPr>
+        <w:t xml:space="preserve">   </w:t>
+      </w:r>
+      <w:hyperlink r:id="R9011e6be2d334afb">
         <w:r>
           <w:rPr>
             <w:color w:val="1154CC"/>
@@ -204,6 +219,7 @@
         <w:t xml:space="preserve"> </w:t>
       </w:r>
       <w:r>
+        <w:rPr/>
         <w:t>Contato:</w:t>
       </w:r>
       <w:r>
@@ -213,6 +229,7 @@
         <w:t xml:space="preserve"> </w:t>
       </w:r>
       <w:r>
+        <w:rPr/>
         <w:t>(11)</w:t>
       </w:r>
       <w:r>
@@ -222,6 +239,7 @@
         <w:t xml:space="preserve"> </w:t>
       </w:r>
       <w:r>
+        <w:rPr/>
         <w:t>9</w:t>
       </w:r>
       <w:r>
@@ -231,6 +249,7 @@
         <w:t xml:space="preserve"> </w:t>
       </w:r>
       <w:r>
+        <w:rPr/>
         <w:t>6013-3029</w:t>
       </w:r>
     </w:p>
@@ -238,9 +257,9 @@
       <w:pPr>
         <w:spacing w:line="276" w:lineRule="auto"/>
         <w:sectPr>
-          <w:pgSz w:w="12240" w:h="15840"/>
+          <w:pgSz w:w="12240" w:h="15840" w:orient="portrait"/>
           <w:pgMar w:top="960" w:right="340" w:bottom="280" w:left="360" w:header="720" w:footer="720" w:gutter="0"/>
-          <w:cols w:num="2" w:space="720" w:equalWidth="0">
+          <w:cols w:equalWidth="0" w:space="720" w:num="2">
             <w:col w:w="5572" w:space="1523"/>
             <w:col w:w="4445"/>
           </w:cols>
@@ -249,30 +268,12 @@
     </w:p>
     <w:p>
       <w:pPr>
-        <w:pStyle w:val="Corpodetexto"/>
-        <w:ind w:left="0"/>
-        <w:rPr>
-          <w:sz w:val="20"/>
-        </w:rPr>
-      </w:pPr>
-    </w:p>
-    <w:p>
-      <w:pPr>
-        <w:pStyle w:val="Corpodetexto"/>
-        <w:ind w:left="0"/>
-        <w:rPr>
-          <w:sz w:val="20"/>
-        </w:rPr>
-      </w:pPr>
-    </w:p>
-    <w:p>
-      <w:pPr>
         <w:rPr>
           <w:sz w:val="20"/>
         </w:rPr>
         <w:sectPr>
           <w:type w:val="continuous"/>
-          <w:pgSz w:w="12240" w:h="15840"/>
+          <w:pgSz w:w="12240" w:h="15840" w:orient="portrait"/>
           <w:pgMar w:top="960" w:right="340" w:bottom="280" w:left="360" w:header="720" w:footer="720" w:gutter="0"/>
           <w:cols w:space="720"/>
         </w:sectPr>
@@ -306,13 +307,14 @@
         <w:t>PROFESSIONAL EXPERIENCE</w:t>
       </w:r>
     </w:p>
-    <w:p>
+    <w:p w14:noSpellErr="1">
       <w:pPr>
         <w:pStyle w:val="Corpodetexto"/>
         <w:spacing w:before="8"/>
         <w:ind w:left="0" w:firstLine="171"/>
         <w:rPr>
           <w:sz w:val="26"/>
+          <w:szCs w:val="26"/>
           <w:lang w:val="en-US"/>
         </w:rPr>
       </w:pPr>
@@ -323,6 +325,137 @@
         <w:ind w:firstLine="171"/>
         <w:rPr>
           <w:rFonts w:ascii="Roboto" w:hAnsi="Roboto"/>
+          <w:i w:val="1"/>
+          <w:iCs w:val="1"/>
+          <w:lang w:val="en-US"/>
+        </w:rPr>
+      </w:pPr>
+      <w:r>
+        <w:rPr>
+          <w:lang w:val="en-US"/>
+        </w:rPr>
+        <w:t xml:space="preserve">Mid-Level </w:t>
+      </w:r>
+      <w:r>
+        <w:rPr>
+          <w:lang w:val="en-US"/>
+        </w:rPr>
+        <w:t>Fullstack</w:t>
+      </w:r>
+      <w:r>
+        <w:rPr>
+          <w:lang w:val="en-US"/>
+        </w:rPr>
+        <w:t xml:space="preserve"> Developer </w:t>
+      </w:r>
+      <w:r>
+        <w:rPr>
+          <w:lang w:val="en-US"/>
+        </w:rPr>
+        <w:t xml:space="preserve">@ </w:t>
+      </w:r>
+      <w:hyperlink r:id="Rcf4e35ad87c0498e">
+        <w:r>
+          <w:rPr>
+            <w:rStyle w:val="Hyperlink"/>
+            <w:lang w:val="en-US"/>
+          </w:rPr>
+          <w:t>Deep</w:t>
+        </w:r>
+      </w:hyperlink>
+      <w:r>
+        <w:rPr>
+          <w:color w:val="1154CC"/>
+          <w:lang w:val="en-US"/>
+        </w:rPr>
+        <w:t xml:space="preserve"> </w:t>
+      </w:r>
+      <w:r>
+        <w:rPr>
+          <w:lang w:val="en-US"/>
+        </w:rPr>
+        <w:t xml:space="preserve">– </w:t>
+      </w:r>
+      <w:r>
+        <w:rPr>
+          <w:rFonts w:ascii="Roboto" w:hAnsi="Roboto"/>
+          <w:lang w:val="en-US"/>
+        </w:rPr>
+        <w:t xml:space="preserve">On-site </w:t>
+      </w:r>
+    </w:p>
+    <w:p>
+      <w:pPr>
+        <w:spacing w:before="100"/>
+        <w:ind w:left="113" w:firstLine="171"/>
+        <w:rPr>
+          <w:color w:val="666666"/>
+          <w:sz w:val="16"/>
+          <w:szCs w:val="16"/>
+          <w:lang w:val="en-US"/>
+        </w:rPr>
+      </w:pPr>
+      <w:r>
+        <w:rPr>
+          <w:color w:val="666666"/>
+          <w:sz w:val="16"/>
+          <w:szCs w:val="16"/>
+          <w:lang w:val="en-US"/>
+        </w:rPr>
+        <w:t>APRIL,</w:t>
+      </w:r>
+      <w:r>
+        <w:rPr>
+          <w:color w:val="666666"/>
+          <w:sz w:val="16"/>
+          <w:szCs w:val="16"/>
+          <w:lang w:val="en-US"/>
+        </w:rPr>
+        <w:t xml:space="preserve"> 2025 - PRESENT</w:t>
+      </w:r>
+    </w:p>
+    <w:p>
+      <w:pPr>
+        <w:pStyle w:val="PargrafodaLista"/>
+        <w:tabs>
+          <w:tab w:val="left" w:leader="none" w:pos="218"/>
+        </w:tabs>
+        <w:ind w:left="284" w:right="91"/>
+        <w:rPr>
+          <w:color w:val="666666"/>
+          <w:sz w:val="18"/>
+          <w:szCs w:val="18"/>
+          <w:lang w:val="en-US"/>
+        </w:rPr>
+      </w:pPr>
+      <w:r>
+        <w:rPr>
+          <w:color w:val="666666"/>
+          <w:sz w:val="18"/>
+          <w:szCs w:val="18"/>
+          <w:lang w:val="en-US"/>
+        </w:rPr>
+        <w:t>Responsible for developing complete web systems using modern PHP and the Laravel ecosystem. Experienced in building large-scale data analysis solutions, creating REST APIs, and integrating external services. Skilled in database modeling and optimization, including high-performance SQL queries. Develop user interfaces with HTML, CSS, and JavaScript, as well as interactive dashboards for data visualization. Apply clean code practices, security standards, and performance optimizations to ensure scalability, maintainability, and efficient system integration.</w:t>
+      </w:r>
+    </w:p>
+    <w:p>
+      <w:pPr>
+        <w:pStyle w:val="Corpodetexto"/>
+        <w:spacing w:before="8"/>
+        <w:ind w:left="0" w:firstLine="171"/>
+        <w:rPr>
+          <w:sz w:val="26"/>
+          <w:szCs w:val="26"/>
+          <w:lang w:val="en-US"/>
+        </w:rPr>
+      </w:pPr>
+    </w:p>
+    <w:p>
+      <w:pPr>
+        <w:pStyle w:val="Ttulo2"/>
+        <w:ind w:firstLine="171"/>
+        <w:rPr>
+          <w:rFonts w:ascii="Roboto" w:hAnsi="Roboto"/>
           <w:i/>
           <w:lang w:val="en-US"/>
         </w:rPr>
@@ -343,7 +476,7 @@
         </w:rPr>
         <w:t xml:space="preserve"> Developer </w:t>
       </w:r>
-      <w:bookmarkStart w:id="0" w:name="_GoBack"/>
+      <w:bookmarkStart w:name="_GoBack" w:id="0"/>
       <w:bookmarkEnd w:id="0"/>
       <w:r>
         <w:rPr>
@@ -1413,6 +1546,24 @@
           <w:lang w:val="en-US"/>
         </w:rPr>
       </w:pPr>
+      <w:r>
+        <w:rPr>
+          <w:color w:val="666666"/>
+          <w:lang w:val="en-US"/>
+        </w:rPr>
+        <w:t>PHP/Laravel</w:t>
+      </w:r>
+    </w:p>
+    <w:p>
+      <w:pPr>
+        <w:pStyle w:val="Corpodetexto"/>
+        <w:spacing w:line="374" w:lineRule="auto"/>
+        <w:ind w:right="1601"/>
+        <w:rPr>
+          <w:color w:val="666666"/>
+          <w:lang w:val="en-US"/>
+        </w:rPr>
+      </w:pPr>
     </w:p>
     <w:p>
       <w:pPr>
@@ -1708,9 +1859,9 @@
     <w:p/>
     <w:sectPr>
       <w:type w:val="continuous"/>
-      <w:pgSz w:w="12240" w:h="15840"/>
+      <w:pgSz w:w="12240" w:h="15840" w:orient="portrait"/>
       <w:pgMar w:top="960" w:right="340" w:bottom="280" w:left="360" w:header="720" w:footer="720" w:gutter="0"/>
-      <w:cols w:num="2" w:space="720" w:equalWidth="0">
+      <w:cols w:equalWidth="0" w:space="720" w:num="2">
         <w:col w:w="6912" w:space="333"/>
         <w:col w:w="4295"/>
       </w:cols>
@@ -1724,7 +1875,7 @@
   <w:docDefaults>
     <w:rPrDefault>
       <w:rPr>
-        <w:rFonts w:asciiTheme="minorHAnsi" w:eastAsiaTheme="minorEastAsia" w:hAnsiTheme="minorHAnsi" w:cstheme="minorBidi"/>
+        <w:rFonts w:asciiTheme="minorHAnsi" w:hAnsiTheme="minorHAnsi" w:eastAsiaTheme="minorEastAsia" w:cstheme="minorBidi"/>
         <w:kern w:val="2"/>
         <w:sz w:val="22"/>
         <w:szCs w:val="22"/>
@@ -1741,14 +1892,14 @@
   <w:latentStyles w:defLockedState="0" w:defUIPriority="99" w:defSemiHidden="0" w:defUnhideWhenUsed="0" w:defQFormat="0" w:count="371">
     <w:lsdException w:name="Normal" w:uiPriority="0" w:qFormat="1"/>
     <w:lsdException w:name="heading 1" w:uiPriority="9" w:qFormat="1"/>
-    <w:lsdException w:name="heading 2" w:semiHidden="1" w:uiPriority="9" w:unhideWhenUsed="1" w:qFormat="1"/>
-    <w:lsdException w:name="heading 3" w:semiHidden="1" w:uiPriority="9" w:unhideWhenUsed="1" w:qFormat="1"/>
-    <w:lsdException w:name="heading 4" w:semiHidden="1" w:uiPriority="9" w:unhideWhenUsed="1" w:qFormat="1"/>
-    <w:lsdException w:name="heading 5" w:semiHidden="1" w:uiPriority="9" w:unhideWhenUsed="1" w:qFormat="1"/>
-    <w:lsdException w:name="heading 6" w:semiHidden="1" w:uiPriority="9" w:unhideWhenUsed="1" w:qFormat="1"/>
-    <w:lsdException w:name="heading 7" w:semiHidden="1" w:uiPriority="9" w:unhideWhenUsed="1" w:qFormat="1"/>
-    <w:lsdException w:name="heading 8" w:semiHidden="1" w:uiPriority="9" w:unhideWhenUsed="1" w:qFormat="1"/>
-    <w:lsdException w:name="heading 9" w:semiHidden="1" w:uiPriority="9" w:unhideWhenUsed="1" w:qFormat="1"/>
+    <w:lsdException w:name="heading 2" w:uiPriority="9" w:semiHidden="1" w:unhideWhenUsed="1" w:qFormat="1"/>
+    <w:lsdException w:name="heading 3" w:uiPriority="9" w:semiHidden="1" w:unhideWhenUsed="1" w:qFormat="1"/>
+    <w:lsdException w:name="heading 4" w:uiPriority="9" w:semiHidden="1" w:unhideWhenUsed="1" w:qFormat="1"/>
+    <w:lsdException w:name="heading 5" w:uiPriority="9" w:semiHidden="1" w:unhideWhenUsed="1" w:qFormat="1"/>
+    <w:lsdException w:name="heading 6" w:uiPriority="9" w:semiHidden="1" w:unhideWhenUsed="1" w:qFormat="1"/>
+    <w:lsdException w:name="heading 7" w:uiPriority="9" w:semiHidden="1" w:unhideWhenUsed="1" w:qFormat="1"/>
+    <w:lsdException w:name="heading 8" w:uiPriority="9" w:semiHidden="1" w:unhideWhenUsed="1" w:qFormat="1"/>
+    <w:lsdException w:name="heading 9" w:uiPriority="9" w:semiHidden="1" w:unhideWhenUsed="1" w:qFormat="1"/>
     <w:lsdException w:name="index 1" w:semiHidden="1" w:unhideWhenUsed="1"/>
     <w:lsdException w:name="index 2" w:semiHidden="1" w:unhideWhenUsed="1"/>
     <w:lsdException w:name="index 3" w:semiHidden="1" w:unhideWhenUsed="1"/>
@@ -1758,22 +1909,22 @@
     <w:lsdException w:name="index 7" w:semiHidden="1" w:unhideWhenUsed="1"/>
     <w:lsdException w:name="index 8" w:semiHidden="1" w:unhideWhenUsed="1"/>
     <w:lsdException w:name="index 9" w:semiHidden="1" w:unhideWhenUsed="1"/>
-    <w:lsdException w:name="toc 1" w:semiHidden="1" w:uiPriority="39" w:unhideWhenUsed="1"/>
-    <w:lsdException w:name="toc 2" w:semiHidden="1" w:uiPriority="39" w:unhideWhenUsed="1"/>
-    <w:lsdException w:name="toc 3" w:semiHidden="1" w:uiPriority="39" w:unhideWhenUsed="1"/>
-    <w:lsdException w:name="toc 4" w:semiHidden="1" w:uiPriority="39" w:unhideWhenUsed="1"/>
-    <w:lsdException w:name="toc 5" w:semiHidden="1" w:uiPriority="39" w:unhideWhenUsed="1"/>
-    <w:lsdException w:name="toc 6" w:semiHidden="1" w:uiPriority="39" w:unhideWhenUsed="1"/>
-    <w:lsdException w:name="toc 7" w:semiHidden="1" w:uiPriority="39" w:unhideWhenUsed="1"/>
-    <w:lsdException w:name="toc 8" w:semiHidden="1" w:uiPriority="39" w:unhideWhenUsed="1"/>
-    <w:lsdException w:name="toc 9" w:semiHidden="1" w:uiPriority="39" w:unhideWhenUsed="1"/>
+    <w:lsdException w:name="toc 1" w:uiPriority="39" w:semiHidden="1" w:unhideWhenUsed="1"/>
+    <w:lsdException w:name="toc 2" w:uiPriority="39" w:semiHidden="1" w:unhideWhenUsed="1"/>
+    <w:lsdException w:name="toc 3" w:uiPriority="39" w:semiHidden="1" w:unhideWhenUsed="1"/>
+    <w:lsdException w:name="toc 4" w:uiPriority="39" w:semiHidden="1" w:unhideWhenUsed="1"/>
+    <w:lsdException w:name="toc 5" w:uiPriority="39" w:semiHidden="1" w:unhideWhenUsed="1"/>
+    <w:lsdException w:name="toc 6" w:uiPriority="39" w:semiHidden="1" w:unhideWhenUsed="1"/>
+    <w:lsdException w:name="toc 7" w:uiPriority="39" w:semiHidden="1" w:unhideWhenUsed="1"/>
+    <w:lsdException w:name="toc 8" w:uiPriority="39" w:semiHidden="1" w:unhideWhenUsed="1"/>
+    <w:lsdException w:name="toc 9" w:uiPriority="39" w:semiHidden="1" w:unhideWhenUsed="1"/>
     <w:lsdException w:name="Normal Indent" w:semiHidden="1" w:unhideWhenUsed="1"/>
     <w:lsdException w:name="footnote text" w:semiHidden="1" w:unhideWhenUsed="1"/>
     <w:lsdException w:name="annotation text" w:semiHidden="1" w:unhideWhenUsed="1"/>
     <w:lsdException w:name="header" w:semiHidden="1" w:unhideWhenUsed="1"/>
     <w:lsdException w:name="footer" w:semiHidden="1" w:unhideWhenUsed="1"/>
     <w:lsdException w:name="index heading" w:semiHidden="1" w:unhideWhenUsed="1"/>
-    <w:lsdException w:name="caption" w:semiHidden="1" w:uiPriority="35" w:unhideWhenUsed="1" w:qFormat="1"/>
+    <w:lsdException w:name="caption" w:uiPriority="35" w:semiHidden="1" w:unhideWhenUsed="1" w:qFormat="1"/>
     <w:lsdException w:name="table of figures" w:semiHidden="1" w:unhideWhenUsed="1"/>
     <w:lsdException w:name="envelope address" w:semiHidden="1" w:unhideWhenUsed="1"/>
     <w:lsdException w:name="envelope return" w:semiHidden="1" w:unhideWhenUsed="1"/>
@@ -1804,8 +1955,8 @@
     <w:lsdException w:name="Title" w:uiPriority="10" w:qFormat="1"/>
     <w:lsdException w:name="Closing" w:semiHidden="1" w:unhideWhenUsed="1"/>
     <w:lsdException w:name="Signature" w:semiHidden="1" w:unhideWhenUsed="1"/>
-    <w:lsdException w:name="Default Paragraph Font" w:semiHidden="1" w:uiPriority="1" w:unhideWhenUsed="1"/>
-    <w:lsdException w:name="Body Text" w:semiHidden="1" w:uiPriority="1" w:unhideWhenUsed="1" w:qFormat="1"/>
+    <w:lsdException w:name="Default Paragraph Font" w:uiPriority="1" w:semiHidden="1" w:unhideWhenUsed="1"/>
+    <w:lsdException w:name="Body Text" w:uiPriority="1" w:semiHidden="1" w:unhideWhenUsed="1" w:qFormat="1"/>
     <w:lsdException w:name="Body Text Indent" w:semiHidden="1" w:unhideWhenUsed="1"/>
     <w:lsdException w:name="List Continue" w:semiHidden="1" w:unhideWhenUsed="1"/>
     <w:lsdException w:name="List Continue 2" w:semiHidden="1" w:unhideWhenUsed="1"/>
@@ -2004,8 +2155,8 @@
     <w:lsdException w:name="Subtle Reference" w:uiPriority="31" w:qFormat="1"/>
     <w:lsdException w:name="Intense Reference" w:uiPriority="32" w:qFormat="1"/>
     <w:lsdException w:name="Book Title" w:uiPriority="33" w:qFormat="1"/>
-    <w:lsdException w:name="Bibliography" w:semiHidden="1" w:uiPriority="37" w:unhideWhenUsed="1"/>
-    <w:lsdException w:name="TOC Heading" w:semiHidden="1" w:uiPriority="39" w:unhideWhenUsed="1" w:qFormat="1"/>
+    <w:lsdException w:name="Bibliography" w:uiPriority="37" w:semiHidden="1" w:unhideWhenUsed="1"/>
+    <w:lsdException w:name="TOC Heading" w:uiPriority="39" w:semiHidden="1" w:unhideWhenUsed="1" w:qFormat="1"/>
     <w:lsdException w:name="Plain Table 1" w:uiPriority="41"/>
     <w:lsdException w:name="Plain Table 2" w:uiPriority="42"/>
     <w:lsdException w:name="Plain Table 3" w:uiPriority="43"/>
@@ -2111,7 +2262,7 @@
     <w:lsdException w:name="List Table 6 Colorful Accent 6" w:uiPriority="51"/>
     <w:lsdException w:name="List Table 7 Colorful Accent 6" w:uiPriority="52"/>
   </w:latentStyles>
-  <w:style w:type="paragraph" w:default="1" w:styleId="Normal">
+  <w:style w:type="paragraph" w:styleId="Normal" w:default="1">
     <w:name w:val="Normal"/>
     <w:qFormat/>
     <w:rsid w:val="008460FF"/>
@@ -2122,7 +2273,7 @@
       <w:spacing w:after="0" w:line="240" w:lineRule="auto"/>
     </w:pPr>
     <w:rPr>
-      <w:rFonts w:ascii="Roboto Lt" w:eastAsia="Roboto Lt" w:hAnsi="Roboto Lt" w:cs="Roboto Lt"/>
+      <w:rFonts w:ascii="Roboto Lt" w:hAnsi="Roboto Lt" w:eastAsia="Roboto Lt" w:cs="Roboto Lt"/>
       <w:kern w:val="0"/>
       <w:lang w:val="pt-PT" w:eastAsia="en-US"/>
       <w14:ligatures w14:val="none"/>
@@ -2175,19 +2326,19 @@
       <w:outlineLvl w:val="2"/>
     </w:pPr>
     <w:rPr>
-      <w:rFonts w:asciiTheme="majorHAnsi" w:eastAsiaTheme="majorEastAsia" w:hAnsiTheme="majorHAnsi" w:cstheme="majorBidi"/>
+      <w:rFonts w:asciiTheme="majorHAnsi" w:hAnsiTheme="majorHAnsi" w:eastAsiaTheme="majorEastAsia" w:cstheme="majorBidi"/>
       <w:color w:val="1F3763" w:themeColor="accent1" w:themeShade="7F"/>
       <w:sz w:val="24"/>
       <w:szCs w:val="24"/>
     </w:rPr>
   </w:style>
-  <w:style w:type="character" w:default="1" w:styleId="Fontepargpadro">
+  <w:style w:type="character" w:styleId="Fontepargpadro" w:default="1">
     <w:name w:val="Default Paragraph Font"/>
     <w:uiPriority w:val="1"/>
     <w:semiHidden/>
     <w:unhideWhenUsed/>
   </w:style>
-  <w:style w:type="table" w:default="1" w:styleId="Tabelanormal">
+  <w:style w:type="table" w:styleId="Tabelanormal" w:default="1">
     <w:name w:val="Normal Table"/>
     <w:uiPriority w:val="99"/>
     <w:semiHidden/>
@@ -2202,39 +2353,35 @@
       </w:tblCellMar>
     </w:tblPr>
   </w:style>
-  <w:style w:type="numbering" w:default="1" w:styleId="Semlista">
+  <w:style w:type="numbering" w:styleId="Semlista" w:default="1">
     <w:name w:val="No List"/>
     <w:uiPriority w:val="99"/>
     <w:semiHidden/>
     <w:unhideWhenUsed/>
   </w:style>
-  <w:style w:type="character" w:customStyle="1" w:styleId="Ttulo1Char">
+  <w:style w:type="character" w:styleId="Ttulo1Char" w:customStyle="true">
+    <w:uiPriority w:val="9"/>
     <w:name w:val="Título 1 Char"/>
-    <w:basedOn w:val="Fontepargpadro"/>
+    <w:basedOn w:val="DefaultParagraphFont"/>
     <w:link w:val="Ttulo1"/>
-    <w:uiPriority w:val="9"/>
-    <w:rsid w:val="005E17C9"/>
+    <w:rsid w:val="2082F7DF"/>
     <w:rPr>
-      <w:rFonts w:ascii="Roboto Lt" w:eastAsia="Roboto Lt" w:hAnsi="Roboto Lt" w:cs="Roboto Lt"/>
-      <w:kern w:val="0"/>
+      <w:rFonts w:ascii="Roboto Lt" w:hAnsi="Roboto Lt" w:eastAsia="Roboto Lt" w:cs="Roboto Lt"/>
       <w:sz w:val="24"/>
       <w:szCs w:val="24"/>
-      <w:u w:val="single" w:color="000000"/>
+      <w:u w:val="single"/>
       <w:lang w:val="pt-PT" w:eastAsia="en-US"/>
-      <w14:ligatures w14:val="none"/>
     </w:rPr>
   </w:style>
-  <w:style w:type="character" w:customStyle="1" w:styleId="Ttulo2Char">
+  <w:style w:type="character" w:styleId="Ttulo2Char" w:customStyle="true">
+    <w:uiPriority w:val="9"/>
     <w:name w:val="Título 2 Char"/>
-    <w:basedOn w:val="Fontepargpadro"/>
+    <w:basedOn w:val="DefaultParagraphFont"/>
     <w:link w:val="Ttulo2"/>
-    <w:uiPriority w:val="9"/>
-    <w:rsid w:val="005E17C9"/>
+    <w:rsid w:val="2082F7DF"/>
     <w:rPr>
-      <w:rFonts w:ascii="Roboto Lt" w:eastAsia="Roboto Lt" w:hAnsi="Roboto Lt" w:cs="Roboto Lt"/>
-      <w:kern w:val="0"/>
+      <w:rFonts w:ascii="Roboto Lt" w:hAnsi="Roboto Lt" w:eastAsia="Roboto Lt" w:cs="Roboto Lt"/>
       <w:lang w:val="pt-PT" w:eastAsia="en-US"/>
-      <w14:ligatures w14:val="none"/>
     </w:rPr>
   </w:style>
   <w:style w:type="paragraph" w:styleId="Corpodetexto">
@@ -2252,19 +2399,17 @@
       <w:szCs w:val="18"/>
     </w:rPr>
   </w:style>
-  <w:style w:type="character" w:customStyle="1" w:styleId="CorpodetextoChar">
+  <w:style w:type="character" w:styleId="CorpodetextoChar" w:customStyle="true">
+    <w:uiPriority w:val="1"/>
     <w:name w:val="Corpo de texto Char"/>
-    <w:basedOn w:val="Fontepargpadro"/>
+    <w:basedOn w:val="DefaultParagraphFont"/>
     <w:link w:val="Corpodetexto"/>
-    <w:uiPriority w:val="1"/>
-    <w:rsid w:val="005E17C9"/>
+    <w:rsid w:val="2082F7DF"/>
     <w:rPr>
-      <w:rFonts w:ascii="Roboto Lt" w:eastAsia="Roboto Lt" w:hAnsi="Roboto Lt" w:cs="Roboto Lt"/>
-      <w:kern w:val="0"/>
+      <w:rFonts w:ascii="Roboto Lt" w:hAnsi="Roboto Lt" w:eastAsia="Roboto Lt" w:cs="Roboto Lt"/>
       <w:sz w:val="18"/>
       <w:szCs w:val="18"/>
       <w:lang w:val="pt-PT" w:eastAsia="en-US"/>
-      <w14:ligatures w14:val="none"/>
     </w:rPr>
   </w:style>
   <w:style w:type="paragraph" w:styleId="Ttulo">
@@ -2279,28 +2424,26 @@
       <w:ind w:left="263"/>
     </w:pPr>
     <w:rPr>
-      <w:rFonts w:ascii="Roboto Bk" w:eastAsia="Roboto Bk" w:hAnsi="Roboto Bk" w:cs="Roboto Bk"/>
+      <w:rFonts w:ascii="Roboto Bk" w:hAnsi="Roboto Bk" w:eastAsia="Roboto Bk" w:cs="Roboto Bk"/>
       <w:b/>
       <w:bCs/>
       <w:sz w:val="60"/>
       <w:szCs w:val="60"/>
     </w:rPr>
   </w:style>
-  <w:style w:type="character" w:customStyle="1" w:styleId="TtuloChar">
+  <w:style w:type="character" w:styleId="TtuloChar" w:customStyle="true">
+    <w:uiPriority w:val="10"/>
     <w:name w:val="Título Char"/>
-    <w:basedOn w:val="Fontepargpadro"/>
+    <w:basedOn w:val="DefaultParagraphFont"/>
     <w:link w:val="Ttulo"/>
-    <w:uiPriority w:val="10"/>
-    <w:rsid w:val="005E17C9"/>
+    <w:rsid w:val="2082F7DF"/>
     <w:rPr>
-      <w:rFonts w:ascii="Roboto Bk" w:eastAsia="Roboto Bk" w:hAnsi="Roboto Bk" w:cs="Roboto Bk"/>
-      <w:b/>
-      <w:bCs/>
-      <w:kern w:val="0"/>
+      <w:rFonts w:ascii="Roboto Bk" w:hAnsi="Roboto Bk" w:eastAsia="Roboto Bk" w:cs="Roboto Bk"/>
+      <w:b w:val="1"/>
+      <w:bCs w:val="1"/>
       <w:sz w:val="60"/>
       <w:szCs w:val="60"/>
       <w:lang w:val="pt-PT" w:eastAsia="en-US"/>
-      <w14:ligatures w14:val="none"/>
     </w:rPr>
   </w:style>
   <w:style w:type="paragraph" w:styleId="PargrafodaLista">
@@ -2314,28 +2457,37 @@
       <w:ind w:left="113"/>
     </w:pPr>
   </w:style>
-  <w:style w:type="character" w:customStyle="1" w:styleId="Ttulo3Char">
+  <w:style w:type="character" w:styleId="Ttulo3Char" w:customStyle="true">
+    <w:uiPriority w:val="9"/>
     <w:name w:val="Título 3 Char"/>
-    <w:basedOn w:val="Fontepargpadro"/>
+    <w:basedOn w:val="DefaultParagraphFont"/>
+    <w:semiHidden/>
     <w:link w:val="Ttulo3"/>
-    <w:uiPriority w:val="9"/>
-    <w:semiHidden/>
-    <w:rsid w:val="008460FF"/>
+    <w:rsid w:val="2082F7DF"/>
     <w:rPr>
-      <w:rFonts w:asciiTheme="majorHAnsi" w:eastAsiaTheme="majorEastAsia" w:hAnsiTheme="majorHAnsi" w:cstheme="majorBidi"/>
-      <w:color w:val="1F3763" w:themeColor="accent1" w:themeShade="7F"/>
-      <w:kern w:val="0"/>
+      <w:rFonts w:ascii="Calibri Light" w:hAnsi="Calibri Light" w:eastAsia="游ゴシック Light" w:cs="" w:asciiTheme="majorAscii" w:hAnsiTheme="majorAscii" w:eastAsiaTheme="majorEastAsia" w:cstheme="majorBidi"/>
+      <w:color w:val="1F3763"/>
       <w:sz w:val="24"/>
       <w:szCs w:val="24"/>
       <w:lang w:val="pt-PT" w:eastAsia="en-US"/>
-      <w14:ligatures w14:val="none"/>
+    </w:rPr>
+  </w:style>
+  <w:style w:type="character" w:styleId="Hyperlink">
+    <w:uiPriority w:val="99"/>
+    <w:name w:val="Hyperlink"/>
+    <w:basedOn w:val="DefaultParagraphFont"/>
+    <w:unhideWhenUsed/>
+    <w:rsid w:val="2082F7DF"/>
+    <w:rPr>
+      <w:color w:val="0563C1"/>
+      <w:u w:val="single"/>
     </w:rPr>
   </w:style>
 </w:styles>
 </file>
 
 <file path=word/theme/theme1.xml><?xml version="1.0" encoding="utf-8"?>
-<a:theme xmlns:a="http://schemas.openxmlformats.org/drawingml/2006/main" name="Tema do Office">
+<a:theme xmlns:a="http://schemas.openxmlformats.org/drawingml/2006/main" xmlns:thm15="http://schemas.microsoft.com/office/thememl/2012/main" name="Tema do Office">
   <a:themeElements>
     <a:clrScheme name="Office">
       <a:dk1>
